--- a/data/revised_2026-10_full/outputs/v2/Physics/SS1.2_Mechanical_Properties_of_Materials/Physics_Mechanical_Properties_of_Materials_CBE_LessonSequence.docx
+++ b/data/revised_2026-10_full/outputs/v2/Physics/SS1.2_Mechanical_Properties_of_Materials/Physics_Mechanical_Properties_of_Materials_CBE_LessonSequence.docx
@@ -2318,7 +2318,7 @@
         </w:rPr>
         <w:t xml:space="preserve">© 2026 SeaVuria and ARES. This work is licensed under a </w:t>
       </w:r>
-      <w:hyperlink w:history="1" r:id="rIdbroqrsobmh1ue9j-b4xia">
+      <w:hyperlink w:history="1" r:id="rIdyw0k0pctqdmjl1nizwktl">
         <w:r>
           <w:rPr>
             <w:rFonts w:ascii="Arial" w:cs="Arial" w:eastAsia="Arial" w:hAnsi="Arial"/>
@@ -2338,7 +2338,7 @@
         </w:rPr>
         <w:t xml:space="preserve"> (</w:t>
       </w:r>
-      <w:hyperlink w:history="1" r:id="rIdmgf4l_m9ti4ia2_rgkflj">
+      <w:hyperlink w:history="1" r:id="rId_d7adbiatlolmmj0ojyze">
         <w:r>
           <w:rPr>
             <w:rFonts w:ascii="Arial" w:cs="Arial" w:eastAsia="Arial" w:hAnsi="Arial"/>
@@ -2358,7 +2358,7 @@
         </w:rPr>
         <w:t xml:space="preserve">). To view a copy of this license, visit </w:t>
       </w:r>
-      <w:hyperlink w:history="1" r:id="rIduwuyoi-cw7ktv1thvx1w5">
+      <w:hyperlink w:history="1" r:id="rIduoaval2ktuw91qn42b_gx">
         <w:r>
           <w:rPr>
             <w:rFonts w:ascii="Arial" w:cs="Arial" w:eastAsia="Arial" w:hAnsi="Arial"/>
@@ -3397,7 +3397,7 @@
             <w:pPr>
               <w:spacing w:after="20" w:before="0"/>
             </w:pPr>
-            <w:hyperlink w:history="1" r:id="rIdv7npqas8ufhscgkmmk7pp">
+            <w:hyperlink w:history="1" r:id="rIdnun7lgscsb2nahm9rlit8">
               <w:r>
                 <w:rPr>
                   <w:rFonts w:ascii="Arial" w:cs="Arial" w:eastAsia="Arial" w:hAnsi="Arial"/>
@@ -3446,7 +3446,7 @@
               <w:spacing w:after="10" w:before="0"/>
               <w:ind w:left="120"/>
             </w:pPr>
-            <w:hyperlink w:history="1" r:id="rIdsjpctt4zlhcysf3aohbok">
+            <w:hyperlink w:history="1" r:id="rIddxyjtcwq359f_zdef8edh">
               <w:r>
                 <w:rPr>
                   <w:rFonts w:ascii="Arial" w:cs="Arial" w:eastAsia="Arial" w:hAnsi="Arial"/>
@@ -3491,7 +3491,7 @@
             <w:pPr>
               <w:spacing w:after="20" w:before="0"/>
             </w:pPr>
-            <w:hyperlink w:history="1" r:id="rIdelaigevziruh5pyljbfbs">
+            <w:hyperlink w:history="1" r:id="rIdua0gvijjwv7jlmmhhdeku">
               <w:r>
                 <w:rPr>
                   <w:rFonts w:ascii="Arial" w:cs="Arial" w:eastAsia="Arial" w:hAnsi="Arial"/>
@@ -3540,7 +3540,7 @@
               <w:spacing w:after="10" w:before="0"/>
               <w:ind w:left="120"/>
             </w:pPr>
-            <w:hyperlink w:history="1" r:id="rIdzxtd5eodliv3be4_qodnb">
+            <w:hyperlink w:history="1" r:id="rIds5qk7kxuzyry00vcy-ijx">
               <w:r>
                 <w:rPr>
                   <w:rFonts w:ascii="Arial" w:cs="Arial" w:eastAsia="Arial" w:hAnsi="Arial"/>
@@ -3740,7 +3740,7 @@
             <w:pPr>
               <w:spacing w:after="20" w:before="0"/>
             </w:pPr>
-            <w:hyperlink w:history="1" r:id="rIdde0uvrwaqxas26ssyg4v9">
+            <w:hyperlink w:history="1" r:id="rIdqzc2v3ujegbjw0r_ch9s8">
               <w:r>
                 <w:rPr>
                   <w:rFonts w:ascii="Arial" w:cs="Arial" w:eastAsia="Arial" w:hAnsi="Arial"/>
@@ -3789,7 +3789,7 @@
               <w:spacing w:after="10" w:before="0"/>
               <w:ind w:left="120"/>
             </w:pPr>
-            <w:hyperlink w:history="1" r:id="rIds4aepdzk-d95u8wgzwi3-">
+            <w:hyperlink w:history="1" r:id="rIds_hnvgz6gqrr2ab2lzmry">
               <w:r>
                 <w:rPr>
                   <w:rFonts w:ascii="Arial" w:cs="Arial" w:eastAsia="Arial" w:hAnsi="Arial"/>
@@ -3834,7 +3834,7 @@
             <w:pPr>
               <w:spacing w:after="20" w:before="0"/>
             </w:pPr>
-            <w:hyperlink w:history="1" r:id="rIdz770dyeru7jeikmuykhho">
+            <w:hyperlink w:history="1" r:id="rIdao5lffjlvfwmedvmukvig">
               <w:r>
                 <w:rPr>
                   <w:rFonts w:ascii="Arial" w:cs="Arial" w:eastAsia="Arial" w:hAnsi="Arial"/>
@@ -3883,7 +3883,7 @@
               <w:spacing w:after="10" w:before="0"/>
               <w:ind w:left="120"/>
             </w:pPr>
-            <w:hyperlink w:history="1" r:id="rIdcrcfuuutw8cuzl1oq_xya">
+            <w:hyperlink w:history="1" r:id="rIdjsk6ft1rn04xvrhozcleu">
               <w:r>
                 <w:rPr>
                   <w:rFonts w:ascii="Arial" w:cs="Arial" w:eastAsia="Arial" w:hAnsi="Arial"/>
@@ -4083,7 +4083,7 @@
             <w:pPr>
               <w:spacing w:after="20" w:before="0"/>
             </w:pPr>
-            <w:hyperlink w:history="1" r:id="rIdkason76tl3zd2imyp4n5-">
+            <w:hyperlink w:history="1" r:id="rIdjb3rwfo8u9sk6kex32bri">
               <w:r>
                 <w:rPr>
                   <w:rFonts w:ascii="Arial" w:cs="Arial" w:eastAsia="Arial" w:hAnsi="Arial"/>
@@ -4132,7 +4132,7 @@
               <w:spacing w:after="10" w:before="0"/>
               <w:ind w:left="120"/>
             </w:pPr>
-            <w:hyperlink w:history="1" r:id="rIdfygyqrqu-bpcas-1bpj03">
+            <w:hyperlink w:history="1" r:id="rIdvstlaogtu8z4kwnxdiskr">
               <w:r>
                 <w:rPr>
                   <w:rFonts w:ascii="Arial" w:cs="Arial" w:eastAsia="Arial" w:hAnsi="Arial"/>
@@ -4177,7 +4177,7 @@
             <w:pPr>
               <w:spacing w:after="20" w:before="0"/>
             </w:pPr>
-            <w:hyperlink w:history="1" r:id="rIdckpbal5lo2argzzbq2b4z">
+            <w:hyperlink w:history="1" r:id="rIdksdb_k4okm5wwuo_itoa_">
               <w:r>
                 <w:rPr>
                   <w:rFonts w:ascii="Arial" w:cs="Arial" w:eastAsia="Arial" w:hAnsi="Arial"/>
@@ -4226,7 +4226,7 @@
               <w:spacing w:after="10" w:before="0"/>
               <w:ind w:left="120"/>
             </w:pPr>
-            <w:hyperlink w:history="1" r:id="rIdmtbf69-3h8qj2-9ejld8x">
+            <w:hyperlink w:history="1" r:id="rIdkt0olrpsdiick1vuokh-s">
               <w:r>
                 <w:rPr>
                   <w:rFonts w:ascii="Arial" w:cs="Arial" w:eastAsia="Arial" w:hAnsi="Arial"/>
@@ -4426,7 +4426,7 @@
             <w:pPr>
               <w:spacing w:after="20" w:before="0"/>
             </w:pPr>
-            <w:hyperlink w:history="1" r:id="rIdmvq64lawcierxbu4ays_1">
+            <w:hyperlink w:history="1" r:id="rIdddyonkstonfzj3oy57wsm">
               <w:r>
                 <w:rPr>
                   <w:rFonts w:ascii="Arial" w:cs="Arial" w:eastAsia="Arial" w:hAnsi="Arial"/>
@@ -4475,7 +4475,7 @@
               <w:spacing w:after="10" w:before="0"/>
               <w:ind w:left="120"/>
             </w:pPr>
-            <w:hyperlink w:history="1" r:id="rIdxbpoyzdy1hmf9wk8zb1rk">
+            <w:hyperlink w:history="1" r:id="rIdhuzqp_vymmeyfedwfhe6w">
               <w:r>
                 <w:rPr>
                   <w:rFonts w:ascii="Arial" w:cs="Arial" w:eastAsia="Arial" w:hAnsi="Arial"/>
@@ -4520,7 +4520,7 @@
             <w:pPr>
               <w:spacing w:after="20" w:before="0"/>
             </w:pPr>
-            <w:hyperlink w:history="1" r:id="rIdlp1z3nsgjg-xbdxmlnsli">
+            <w:hyperlink w:history="1" r:id="rIdsnwbcqfhj4xarqygwavwu">
               <w:r>
                 <w:rPr>
                   <w:rFonts w:ascii="Arial" w:cs="Arial" w:eastAsia="Arial" w:hAnsi="Arial"/>
@@ -4569,7 +4569,7 @@
               <w:spacing w:after="10" w:before="0"/>
               <w:ind w:left="120"/>
             </w:pPr>
-            <w:hyperlink w:history="1" r:id="rId99irpcdlo7mhvsgomozmx">
+            <w:hyperlink w:history="1" r:id="rIdpba2ctrsellunfb3nuiio">
               <w:r>
                 <w:rPr>
                   <w:rFonts w:ascii="Arial" w:cs="Arial" w:eastAsia="Arial" w:hAnsi="Arial"/>
@@ -4769,7 +4769,7 @@
             <w:pPr>
               <w:spacing w:after="20" w:before="0"/>
             </w:pPr>
-            <w:hyperlink w:history="1" r:id="rIdos3zdznopvme_grlostvs">
+            <w:hyperlink w:history="1" r:id="rIdfoui6lrwsxljcsqrsrkrk">
               <w:r>
                 <w:rPr>
                   <w:rFonts w:ascii="Arial" w:cs="Arial" w:eastAsia="Arial" w:hAnsi="Arial"/>
@@ -4818,7 +4818,7 @@
               <w:spacing w:after="10" w:before="0"/>
               <w:ind w:left="120"/>
             </w:pPr>
-            <w:hyperlink w:history="1" r:id="rIdyhktvpb4onotzkbb2eifm">
+            <w:hyperlink w:history="1" r:id="rIdl0k4lbmhh642hofg5kwfn">
               <w:r>
                 <w:rPr>
                   <w:rFonts w:ascii="Arial" w:cs="Arial" w:eastAsia="Arial" w:hAnsi="Arial"/>
@@ -4863,7 +4863,7 @@
             <w:pPr>
               <w:spacing w:after="20" w:before="0"/>
             </w:pPr>
-            <w:hyperlink w:history="1" r:id="rIdkdsiamk0nyuygiocwizs4">
+            <w:hyperlink w:history="1" r:id="rIdvsa_cslie98efyfybonap">
               <w:r>
                 <w:rPr>
                   <w:rFonts w:ascii="Arial" w:cs="Arial" w:eastAsia="Arial" w:hAnsi="Arial"/>
@@ -4912,7 +4912,7 @@
               <w:spacing w:after="10" w:before="0"/>
               <w:ind w:left="120"/>
             </w:pPr>
-            <w:hyperlink w:history="1" r:id="rIdpthaxsz1aq8_qry4hfqsl">
+            <w:hyperlink w:history="1" r:id="rIddsmowtsqraw8m_6x8rrds">
               <w:r>
                 <w:rPr>
                   <w:rFonts w:ascii="Arial" w:cs="Arial" w:eastAsia="Arial" w:hAnsi="Arial"/>
@@ -5437,7 +5437,7 @@
         </w:rPr>
         <w:t xml:space="preserve">© 2026 SeaVuria and ARES. Aligned with KICD objectives. Developed by SeaVuria; technical implementation by ARES (with AI assistance from Claude). Licensed under </w:t>
       </w:r>
-      <w:hyperlink w:history="1" r:id="rIdskpnsleajwvetlwh6mxbx">
+      <w:hyperlink w:history="1" r:id="rIdhoiednwsqguow_5gugsgl">
         <w:r>
           <w:rPr>
             <w:rFonts w:ascii="Arial" w:cs="Arial" w:eastAsia="Arial" w:hAnsi="Arial"/>
@@ -5458,7 +5458,7 @@
         </w:rPr>
         <w:t xml:space="preserve"> (</w:t>
       </w:r>
-      <w:hyperlink w:history="1" r:id="rIdvwwg-rdiuieilrdvzblmk">
+      <w:hyperlink w:history="1" r:id="rIdrxtjtariio9zzp-t4tpcw">
         <w:r>
           <w:rPr>
             <w:rFonts w:ascii="Arial" w:cs="Arial" w:eastAsia="Arial" w:hAnsi="Arial"/>
@@ -6515,7 +6515,7 @@
               <w:spacing w:after="10" w:before="0"/>
               <w:ind w:left="120"/>
             </w:pPr>
-            <w:hyperlink w:history="1" r:id="rIde02046isxhueckv7ub0ks">
+            <w:hyperlink w:history="1" r:id="rIdkdqcdlru_dm21vvjjacxl">
               <w:r>
                 <w:rPr>
                   <w:rFonts w:ascii="Arial" w:cs="Arial" w:eastAsia="Arial" w:hAnsi="Arial"/>
@@ -6575,7 +6575,7 @@
             <w:pPr>
               <w:spacing w:after="20" w:before="0"/>
             </w:pPr>
-            <w:hyperlink w:history="1" r:id="rIdzk2itnd9m94egkbhess9f">
+            <w:hyperlink w:history="1" r:id="rIddyhwpgaquljq4uxt5b2uy">
               <w:r>
                 <w:rPr>
                   <w:rFonts w:ascii="Arial" w:cs="Arial" w:eastAsia="Arial" w:hAnsi="Arial"/>
@@ -6624,7 +6624,7 @@
               <w:spacing w:after="10" w:before="0"/>
               <w:ind w:left="120"/>
             </w:pPr>
-            <w:hyperlink w:history="1" r:id="rIdp31fnca9jek6sveuobek7">
+            <w:hyperlink w:history="1" r:id="rIduiqmcko5wcm8ait_lgxh0">
               <w:r>
                 <w:rPr>
                   <w:rFonts w:ascii="Arial" w:cs="Arial" w:eastAsia="Arial" w:hAnsi="Arial"/>
@@ -7081,7 +7081,7 @@
               <w:spacing w:after="10" w:before="0"/>
               <w:ind w:left="120"/>
             </w:pPr>
-            <w:hyperlink w:history="1" r:id="rIddqph_4ffj00nvtr0rmi07">
+            <w:hyperlink w:history="1" r:id="rIdvp9bd1c7mssxntdp1rfyg">
               <w:r>
                 <w:rPr>
                   <w:rFonts w:ascii="Arial" w:cs="Arial" w:eastAsia="Arial" w:hAnsi="Arial"/>
@@ -7141,7 +7141,7 @@
             <w:pPr>
               <w:spacing w:after="20" w:before="0"/>
             </w:pPr>
-            <w:hyperlink w:history="1" r:id="rIdd3_wnecsw1etgbrmi-mxd">
+            <w:hyperlink w:history="1" r:id="rIdnnxlflno1s9nwcl6xqdtw">
               <w:r>
                 <w:rPr>
                   <w:rFonts w:ascii="Arial" w:cs="Arial" w:eastAsia="Arial" w:hAnsi="Arial"/>
@@ -7190,7 +7190,7 @@
               <w:spacing w:after="10" w:before="0"/>
               <w:ind w:left="120"/>
             </w:pPr>
-            <w:hyperlink w:history="1" r:id="rIdkfqe2xtwh_4mgjrirpxce">
+            <w:hyperlink w:history="1" r:id="rId41qaxcn7uwpamznv2w_uz">
               <w:r>
                 <w:rPr>
                   <w:rFonts w:ascii="Arial" w:cs="Arial" w:eastAsia="Arial" w:hAnsi="Arial"/>
@@ -7967,7 +7967,7 @@
               <w:spacing w:after="10" w:before="0"/>
               <w:ind w:left="120"/>
             </w:pPr>
-            <w:hyperlink w:history="1" r:id="rIdrnsjf7hlxb4ufes5gpzgn">
+            <w:hyperlink w:history="1" r:id="rIdr9ptlff9ralb4gq-5tw_u">
               <w:r>
                 <w:rPr>
                   <w:rFonts w:ascii="Arial" w:cs="Arial" w:eastAsia="Arial" w:hAnsi="Arial"/>
@@ -8027,7 +8027,7 @@
             <w:pPr>
               <w:spacing w:after="20" w:before="0"/>
             </w:pPr>
-            <w:hyperlink w:history="1" r:id="rIdzwz17ru6mdojx2hctbuae">
+            <w:hyperlink w:history="1" r:id="rIdg0mn9ceykg6q6tffol6nj">
               <w:r>
                 <w:rPr>
                   <w:rFonts w:ascii="Arial" w:cs="Arial" w:eastAsia="Arial" w:hAnsi="Arial"/>
@@ -8076,7 +8076,7 @@
               <w:spacing w:after="10" w:before="0"/>
               <w:ind w:left="120"/>
             </w:pPr>
-            <w:hyperlink w:history="1" r:id="rIdblj4wcpie1gnjppwefnkx">
+            <w:hyperlink w:history="1" r:id="rIdbupidy7z4tb7qglmq7_el">
               <w:r>
                 <w:rPr>
                   <w:rFonts w:ascii="Arial" w:cs="Arial" w:eastAsia="Arial" w:hAnsi="Arial"/>
@@ -8593,7 +8593,7 @@
               <w:spacing w:after="10" w:before="0"/>
               <w:ind w:left="120"/>
             </w:pPr>
-            <w:hyperlink w:history="1" r:id="rIdgulhnajcngq714cpewutw">
+            <w:hyperlink w:history="1" r:id="rId9fwy1bdgxitblcm4f_ydo">
               <w:r>
                 <w:rPr>
                   <w:rFonts w:ascii="Arial" w:cs="Arial" w:eastAsia="Arial" w:hAnsi="Arial"/>
@@ -8653,7 +8653,7 @@
             <w:pPr>
               <w:spacing w:after="20" w:before="0"/>
             </w:pPr>
-            <w:hyperlink w:history="1" r:id="rIdb7wcsabkgnqfnff9dhvib">
+            <w:hyperlink w:history="1" r:id="rIdrw3vwfpl-q-xjoq8afnsz">
               <w:r>
                 <w:rPr>
                   <w:rFonts w:ascii="Arial" w:cs="Arial" w:eastAsia="Arial" w:hAnsi="Arial"/>
@@ -8702,7 +8702,7 @@
               <w:spacing w:after="10" w:before="0"/>
               <w:ind w:left="120"/>
             </w:pPr>
-            <w:hyperlink w:history="1" r:id="rIdcrn6t1okvdc7kilk5fmei">
+            <w:hyperlink w:history="1" r:id="rIde-8la6cldwts_ejs3wbhy">
               <w:r>
                 <w:rPr>
                   <w:rFonts w:ascii="Arial" w:cs="Arial" w:eastAsia="Arial" w:hAnsi="Arial"/>
@@ -9119,7 +9119,7 @@
               <w:spacing w:after="10" w:before="0"/>
               <w:ind w:left="120"/>
             </w:pPr>
-            <w:hyperlink w:history="1" r:id="rIdqqyjr9hytsexfkfjedfef">
+            <w:hyperlink w:history="1" r:id="rIdyowybafazsmgb-lc32q6i">
               <w:r>
                 <w:rPr>
                   <w:rFonts w:ascii="Arial" w:cs="Arial" w:eastAsia="Arial" w:hAnsi="Arial"/>
@@ -9179,7 +9179,7 @@
             <w:pPr>
               <w:spacing w:after="20" w:before="0"/>
             </w:pPr>
-            <w:hyperlink w:history="1" r:id="rIdpnxoczvv60ighr9-zg1zs">
+            <w:hyperlink w:history="1" r:id="rIdki2rigt-tob2osreglbb5">
               <w:r>
                 <w:rPr>
                   <w:rFonts w:ascii="Arial" w:cs="Arial" w:eastAsia="Arial" w:hAnsi="Arial"/>
@@ -9228,7 +9228,7 @@
               <w:spacing w:after="10" w:before="0"/>
               <w:ind w:left="120"/>
             </w:pPr>
-            <w:hyperlink w:history="1" r:id="rIde0ehrfeah63jb5z7v6i7k">
+            <w:hyperlink w:history="1" r:id="rIdg0lntxydciztdgiclnii2">
               <w:r>
                 <w:rPr>
                   <w:rFonts w:ascii="Arial" w:cs="Arial" w:eastAsia="Arial" w:hAnsi="Arial"/>
@@ -10153,7 +10153,7 @@
         </w:rPr>
         <w:t xml:space="preserve">© 2026 SeaVuria and ARES. Aligned with KICD objectives. Developed by SeaVuria; technical implementation by ARES (with AI assistance from Claude). Licensed under </w:t>
       </w:r>
-      <w:hyperlink w:history="1" r:id="rIdplwhpwsvnoec7pxdgxhjd">
+      <w:hyperlink w:history="1" r:id="rIdlkoovtir3vg37vduni_s1">
         <w:r>
           <w:rPr>
             <w:rFonts w:ascii="Arial" w:cs="Arial" w:eastAsia="Arial" w:hAnsi="Arial"/>
@@ -10174,7 +10174,7 @@
         </w:rPr>
         <w:t xml:space="preserve"> (</w:t>
       </w:r>
-      <w:hyperlink w:history="1" r:id="rId9zsplyl05jjym07ghwjuq">
+      <w:hyperlink w:history="1" r:id="rIdu4sxstduvcirlqek03oub">
         <w:r>
           <w:rPr>
             <w:rFonts w:ascii="Arial" w:cs="Arial" w:eastAsia="Arial" w:hAnsi="Arial"/>
@@ -11214,7 +11214,7 @@
             <w:pPr>
               <w:spacing w:after="20" w:before="0"/>
             </w:pPr>
-            <w:hyperlink w:history="1" r:id="rIdcnckawqhpw6utvyoseptd">
+            <w:hyperlink w:history="1" r:id="rIdcn_od9v4djuvil4ipo_qs">
               <w:r>
                 <w:rPr>
                   <w:rFonts w:ascii="Arial" w:cs="Arial" w:eastAsia="Arial" w:hAnsi="Arial"/>
@@ -11247,7 +11247,7 @@
               <w:spacing w:after="10" w:before="0"/>
               <w:ind w:left="120"/>
             </w:pPr>
-            <w:hyperlink w:history="1" r:id="rIdgt2ewz9p52l4bus2_yoku">
+            <w:hyperlink w:history="1" r:id="rIdlmzvnh-wuufa0bo5msugr">
               <w:r>
                 <w:rPr>
                   <w:rFonts w:ascii="Arial" w:cs="Arial" w:eastAsia="Arial" w:hAnsi="Arial"/>
@@ -11292,7 +11292,7 @@
             <w:pPr>
               <w:spacing w:after="20" w:before="0"/>
             </w:pPr>
-            <w:hyperlink w:history="1" r:id="rIdgoxf-m_a2mw3lgrfmhiho">
+            <w:hyperlink w:history="1" r:id="rIdiiyoflgwolli_7rrq_pib">
               <w:r>
                 <w:rPr>
                   <w:rFonts w:ascii="Arial" w:cs="Arial" w:eastAsia="Arial" w:hAnsi="Arial"/>
@@ -11341,7 +11341,7 @@
               <w:spacing w:after="10" w:before="0"/>
               <w:ind w:left="120"/>
             </w:pPr>
-            <w:hyperlink w:history="1" r:id="rIdba4prg_vzdkjvwwpwwpzk">
+            <w:hyperlink w:history="1" r:id="rIdxpw6raz5rjqyjwspj9ogr">
               <w:r>
                 <w:rPr>
                   <w:rFonts w:ascii="Arial" w:cs="Arial" w:eastAsia="Arial" w:hAnsi="Arial"/>
@@ -11541,7 +11541,7 @@
             <w:pPr>
               <w:spacing w:after="20" w:before="0"/>
             </w:pPr>
-            <w:hyperlink w:history="1" r:id="rId1nqf-5lxycgozh95ntfgr">
+            <w:hyperlink w:history="1" r:id="rId5jticzgcrfp9miq767r3f">
               <w:r>
                 <w:rPr>
                   <w:rFonts w:ascii="Arial" w:cs="Arial" w:eastAsia="Arial" w:hAnsi="Arial"/>
@@ -11574,7 +11574,7 @@
               <w:spacing w:after="10" w:before="0"/>
               <w:ind w:left="120"/>
             </w:pPr>
-            <w:hyperlink w:history="1" r:id="rId9kt3xakzrpxono0iqir2_">
+            <w:hyperlink w:history="1" r:id="rId2ugt7th3jvnz6orw19vk_">
               <w:r>
                 <w:rPr>
                   <w:rFonts w:ascii="Arial" w:cs="Arial" w:eastAsia="Arial" w:hAnsi="Arial"/>
@@ -11619,7 +11619,7 @@
             <w:pPr>
               <w:spacing w:after="20" w:before="0"/>
             </w:pPr>
-            <w:hyperlink w:history="1" r:id="rIdsm8u-9ne-svfasqn0vrxy">
+            <w:hyperlink w:history="1" r:id="rIdm5jypmlg6jhrtdgb5cq73">
               <w:r>
                 <w:rPr>
                   <w:rFonts w:ascii="Arial" w:cs="Arial" w:eastAsia="Arial" w:hAnsi="Arial"/>
@@ -11668,7 +11668,7 @@
               <w:spacing w:after="10" w:before="0"/>
               <w:ind w:left="120"/>
             </w:pPr>
-            <w:hyperlink w:history="1" r:id="rIdr9rskz4nu4adds6r6gnas">
+            <w:hyperlink w:history="1" r:id="rIdeno7pdagnqi6chfmp0dih">
               <w:r>
                 <w:rPr>
                   <w:rFonts w:ascii="Arial" w:cs="Arial" w:eastAsia="Arial" w:hAnsi="Arial"/>
@@ -11868,7 +11868,7 @@
             <w:pPr>
               <w:spacing w:after="20" w:before="0"/>
             </w:pPr>
-            <w:hyperlink w:history="1" r:id="rIdd0tzla7m_ywchcd4nvlvt">
+            <w:hyperlink w:history="1" r:id="rId79prfbswzkdm9mhibtfnh">
               <w:r>
                 <w:rPr>
                   <w:rFonts w:ascii="Arial" w:cs="Arial" w:eastAsia="Arial" w:hAnsi="Arial"/>
@@ -11901,7 +11901,7 @@
               <w:spacing w:after="10" w:before="0"/>
               <w:ind w:left="120"/>
             </w:pPr>
-            <w:hyperlink w:history="1" r:id="rId9f2qx23vskle1-9ht1o5e">
+            <w:hyperlink w:history="1" r:id="rIdp-hra-cv9zr_8zhqznoc9">
               <w:r>
                 <w:rPr>
                   <w:rFonts w:ascii="Arial" w:cs="Arial" w:eastAsia="Arial" w:hAnsi="Arial"/>
@@ -11946,7 +11946,7 @@
             <w:pPr>
               <w:spacing w:after="20" w:before="0"/>
             </w:pPr>
-            <w:hyperlink w:history="1" r:id="rId-irobterrcxiflrsdwail">
+            <w:hyperlink w:history="1" r:id="rIdqbf2zuevr29ze2ijekvcz">
               <w:r>
                 <w:rPr>
                   <w:rFonts w:ascii="Arial" w:cs="Arial" w:eastAsia="Arial" w:hAnsi="Arial"/>
@@ -11995,7 +11995,7 @@
               <w:spacing w:after="10" w:before="0"/>
               <w:ind w:left="120"/>
             </w:pPr>
-            <w:hyperlink w:history="1" r:id="rId9vnk363d_gaep2ecg3n7x">
+            <w:hyperlink w:history="1" r:id="rIdszaqkveaswiychdgog8kj">
               <w:r>
                 <w:rPr>
                   <w:rFonts w:ascii="Arial" w:cs="Arial" w:eastAsia="Arial" w:hAnsi="Arial"/>
@@ -12195,7 +12195,7 @@
             <w:pPr>
               <w:spacing w:after="20" w:before="0"/>
             </w:pPr>
-            <w:hyperlink w:history="1" r:id="rIdmyy3cjaeemxcnt1ioblnh">
+            <w:hyperlink w:history="1" r:id="rIdso-gffexvjcwmzlssw0zr">
               <w:r>
                 <w:rPr>
                   <w:rFonts w:ascii="Arial" w:cs="Arial" w:eastAsia="Arial" w:hAnsi="Arial"/>
@@ -12228,7 +12228,7 @@
               <w:spacing w:after="10" w:before="0"/>
               <w:ind w:left="120"/>
             </w:pPr>
-            <w:hyperlink w:history="1" r:id="rIdgatmu36tyw9qsfoytyle_">
+            <w:hyperlink w:history="1" r:id="rIdudbcjzlpthuhpidnn2j8h">
               <w:r>
                 <w:rPr>
                   <w:rFonts w:ascii="Arial" w:cs="Arial" w:eastAsia="Arial" w:hAnsi="Arial"/>
@@ -12273,7 +12273,7 @@
             <w:pPr>
               <w:spacing w:after="20" w:before="0"/>
             </w:pPr>
-            <w:hyperlink w:history="1" r:id="rId85nbp5me3mlt5iapdvg0o">
+            <w:hyperlink w:history="1" r:id="rIdie0g7vvi6vcn-u6ruw-uv">
               <w:r>
                 <w:rPr>
                   <w:rFonts w:ascii="Arial" w:cs="Arial" w:eastAsia="Arial" w:hAnsi="Arial"/>
@@ -12322,7 +12322,7 @@
               <w:spacing w:after="10" w:before="0"/>
               <w:ind w:left="120"/>
             </w:pPr>
-            <w:hyperlink w:history="1" r:id="rId8imcphgskvpr8yhktpodr">
+            <w:hyperlink w:history="1" r:id="rId30s0yxbzx3p4nqlhniql5">
               <w:r>
                 <w:rPr>
                   <w:rFonts w:ascii="Arial" w:cs="Arial" w:eastAsia="Arial" w:hAnsi="Arial"/>
@@ -12522,7 +12522,7 @@
             <w:pPr>
               <w:spacing w:after="20" w:before="0"/>
             </w:pPr>
-            <w:hyperlink w:history="1" r:id="rIdzwgbk7secppibmsofzjfc">
+            <w:hyperlink w:history="1" r:id="rId6bvh5krj6odrqycbux1lz">
               <w:r>
                 <w:rPr>
                   <w:rFonts w:ascii="Arial" w:cs="Arial" w:eastAsia="Arial" w:hAnsi="Arial"/>
@@ -12555,7 +12555,7 @@
               <w:spacing w:after="10" w:before="0"/>
               <w:ind w:left="120"/>
             </w:pPr>
-            <w:hyperlink w:history="1" r:id="rIdwblawn5aosqnd1frm9dyg">
+            <w:hyperlink w:history="1" r:id="rIdx0mpghuvliplfvkruxfco">
               <w:r>
                 <w:rPr>
                   <w:rFonts w:ascii="Arial" w:cs="Arial" w:eastAsia="Arial" w:hAnsi="Arial"/>
@@ -12600,7 +12600,7 @@
             <w:pPr>
               <w:spacing w:after="20" w:before="0"/>
             </w:pPr>
-            <w:hyperlink w:history="1" r:id="rIdrlqz9_3lqqob1oid2_0gp">
+            <w:hyperlink w:history="1" r:id="rIdvxvf9aupjsychtlmo0lwo">
               <w:r>
                 <w:rPr>
                   <w:rFonts w:ascii="Arial" w:cs="Arial" w:eastAsia="Arial" w:hAnsi="Arial"/>
@@ -12649,7 +12649,7 @@
               <w:spacing w:after="10" w:before="0"/>
               <w:ind w:left="120"/>
             </w:pPr>
-            <w:hyperlink w:history="1" r:id="rIdxrmn0hdc1ssutd7lcuh16">
+            <w:hyperlink w:history="1" r:id="rIdcn5udlz1icyouribq6bea">
               <w:r>
                 <w:rPr>
                   <w:rFonts w:ascii="Arial" w:cs="Arial" w:eastAsia="Arial" w:hAnsi="Arial"/>
@@ -13174,7 +13174,7 @@
         </w:rPr>
         <w:t xml:space="preserve">© 2026 SeaVuria and ARES. Aligned with KICD objectives. Developed by SeaVuria; technical implementation by ARES (with AI assistance from Claude). Licensed under </w:t>
       </w:r>
-      <w:hyperlink w:history="1" r:id="rIdhm6mga19c_kctubxejeco">
+      <w:hyperlink w:history="1" r:id="rIde9jglttwadet7pndrwp1r">
         <w:r>
           <w:rPr>
             <w:rFonts w:ascii="Arial" w:cs="Arial" w:eastAsia="Arial" w:hAnsi="Arial"/>
@@ -13195,7 +13195,7 @@
         </w:rPr>
         <w:t xml:space="preserve"> (</w:t>
       </w:r>
-      <w:hyperlink w:history="1" r:id="rIdg77-gv2hpshfxnj6xxetb">
+      <w:hyperlink w:history="1" r:id="rIdcwavi4ei5z95rrytx-dlk">
         <w:r>
           <w:rPr>
             <w:rFonts w:ascii="Arial" w:cs="Arial" w:eastAsia="Arial" w:hAnsi="Arial"/>
@@ -14235,7 +14235,7 @@
             <w:pPr>
               <w:spacing w:after="20" w:before="0"/>
             </w:pPr>
-            <w:hyperlink w:history="1" r:id="rIdpuesjgkm13yt-azrxfcvv">
+            <w:hyperlink w:history="1" r:id="rId2sqohv1n7fkoc0feiruty">
               <w:r>
                 <w:rPr>
                   <w:rFonts w:ascii="Arial" w:cs="Arial" w:eastAsia="Arial" w:hAnsi="Arial"/>
@@ -14268,7 +14268,7 @@
               <w:spacing w:after="10" w:before="0"/>
               <w:ind w:left="120"/>
             </w:pPr>
-            <w:hyperlink w:history="1" r:id="rIdvsehc7ayo2hewunpprunp">
+            <w:hyperlink w:history="1" r:id="rId-rn5rzv3bzv_id-0sy1ov">
               <w:r>
                 <w:rPr>
                   <w:rFonts w:ascii="Arial" w:cs="Arial" w:eastAsia="Arial" w:hAnsi="Arial"/>
@@ -14313,7 +14313,7 @@
             <w:pPr>
               <w:spacing w:after="20" w:before="0"/>
             </w:pPr>
-            <w:hyperlink w:history="1" r:id="rIdzqegvafv4-0txlt3fhus0">
+            <w:hyperlink w:history="1" r:id="rIdqcdhftom6lulzdid9p1mf">
               <w:r>
                 <w:rPr>
                   <w:rFonts w:ascii="Arial" w:cs="Arial" w:eastAsia="Arial" w:hAnsi="Arial"/>
@@ -14346,7 +14346,7 @@
               <w:spacing w:after="10" w:before="0"/>
               <w:ind w:left="120"/>
             </w:pPr>
-            <w:hyperlink w:history="1" r:id="rId67-kcegmyh4bfc8fx4otr">
+            <w:hyperlink w:history="1" r:id="rIdapbyjsv1ac_5b69ro9u6s">
               <w:r>
                 <w:rPr>
                   <w:rFonts w:ascii="Arial" w:cs="Arial" w:eastAsia="Arial" w:hAnsi="Arial"/>
@@ -14546,7 +14546,7 @@
             <w:pPr>
               <w:spacing w:after="20" w:before="0"/>
             </w:pPr>
-            <w:hyperlink w:history="1" r:id="rIdopbpcj0z0oo2bu6z91l34">
+            <w:hyperlink w:history="1" r:id="rIdl8i1bbr9f2l3xsxxug4gu">
               <w:r>
                 <w:rPr>
                   <w:rFonts w:ascii="Arial" w:cs="Arial" w:eastAsia="Arial" w:hAnsi="Arial"/>
@@ -14579,7 +14579,7 @@
               <w:spacing w:after="10" w:before="0"/>
               <w:ind w:left="120"/>
             </w:pPr>
-            <w:hyperlink w:history="1" r:id="rId0_p1hj3mmyd32bjckbr7f">
+            <w:hyperlink w:history="1" r:id="rIduvsdo0aopdjy-1vwu5-rm">
               <w:r>
                 <w:rPr>
                   <w:rFonts w:ascii="Arial" w:cs="Arial" w:eastAsia="Arial" w:hAnsi="Arial"/>
@@ -14624,7 +14624,7 @@
             <w:pPr>
               <w:spacing w:after="20" w:before="0"/>
             </w:pPr>
-            <w:hyperlink w:history="1" r:id="rIdavsgq10ftindv7bgyerhe">
+            <w:hyperlink w:history="1" r:id="rIdz9izxsfi1yghfuc6kqqif">
               <w:r>
                 <w:rPr>
                   <w:rFonts w:ascii="Arial" w:cs="Arial" w:eastAsia="Arial" w:hAnsi="Arial"/>
@@ -14657,7 +14657,7 @@
               <w:spacing w:after="10" w:before="0"/>
               <w:ind w:left="120"/>
             </w:pPr>
-            <w:hyperlink w:history="1" r:id="rIdqkzq54lylq5a14vp_kl8n">
+            <w:hyperlink w:history="1" r:id="rId4xzc7qizkwze_lmfyohez">
               <w:r>
                 <w:rPr>
                   <w:rFonts w:ascii="Arial" w:cs="Arial" w:eastAsia="Arial" w:hAnsi="Arial"/>
@@ -14857,7 +14857,7 @@
             <w:pPr>
               <w:spacing w:after="20" w:before="0"/>
             </w:pPr>
-            <w:hyperlink w:history="1" r:id="rIddubwuikgeut7poh1-qayk">
+            <w:hyperlink w:history="1" r:id="rIdycjeopvt5jdgflv1_okg2">
               <w:r>
                 <w:rPr>
                   <w:rFonts w:ascii="Arial" w:cs="Arial" w:eastAsia="Arial" w:hAnsi="Arial"/>
@@ -14890,7 +14890,7 @@
               <w:spacing w:after="10" w:before="0"/>
               <w:ind w:left="120"/>
             </w:pPr>
-            <w:hyperlink w:history="1" r:id="rIdtzruhx8a4azim_x4xs0ac">
+            <w:hyperlink w:history="1" r:id="rIdesd1az0cztnsnucnf-rps">
               <w:r>
                 <w:rPr>
                   <w:rFonts w:ascii="Arial" w:cs="Arial" w:eastAsia="Arial" w:hAnsi="Arial"/>
@@ -14935,7 +14935,7 @@
             <w:pPr>
               <w:spacing w:after="20" w:before="0"/>
             </w:pPr>
-            <w:hyperlink w:history="1" r:id="rIdtaj0jsjamyrsfwk_eh7bq">
+            <w:hyperlink w:history="1" r:id="rIdwpvjbkkcem0087i4m1ak1">
               <w:r>
                 <w:rPr>
                   <w:rFonts w:ascii="Arial" w:cs="Arial" w:eastAsia="Arial" w:hAnsi="Arial"/>
@@ -14984,7 +14984,7 @@
               <w:spacing w:after="10" w:before="0"/>
               <w:ind w:left="120"/>
             </w:pPr>
-            <w:hyperlink w:history="1" r:id="rId9wspcwy0zmqls-fnmq2nt">
+            <w:hyperlink w:history="1" r:id="rIdsdmfol7_xhplwvksk3t1f">
               <w:r>
                 <w:rPr>
                   <w:rFonts w:ascii="Arial" w:cs="Arial" w:eastAsia="Arial" w:hAnsi="Arial"/>
@@ -15184,7 +15184,7 @@
             <w:pPr>
               <w:spacing w:after="20" w:before="0"/>
             </w:pPr>
-            <w:hyperlink w:history="1" r:id="rIducupf4xn_i8va6uyb4yyx">
+            <w:hyperlink w:history="1" r:id="rIdbsbjklihj5xq5ow0ys2av">
               <w:r>
                 <w:rPr>
                   <w:rFonts w:ascii="Arial" w:cs="Arial" w:eastAsia="Arial" w:hAnsi="Arial"/>
@@ -15217,7 +15217,7 @@
               <w:spacing w:after="10" w:before="0"/>
               <w:ind w:left="120"/>
             </w:pPr>
-            <w:hyperlink w:history="1" r:id="rId8pwo2mrgurrxk_v499mv9">
+            <w:hyperlink w:history="1" r:id="rIdfjpg4mz1s1y0k5vu2-3nv">
               <w:r>
                 <w:rPr>
                   <w:rFonts w:ascii="Arial" w:cs="Arial" w:eastAsia="Arial" w:hAnsi="Arial"/>
@@ -15262,7 +15262,7 @@
             <w:pPr>
               <w:spacing w:after="20" w:before="0"/>
             </w:pPr>
-            <w:hyperlink w:history="1" r:id="rIdg5gugej8ebw0di8bcwjkg">
+            <w:hyperlink w:history="1" r:id="rIdnlgkus65nfqpnkar6iyys">
               <w:r>
                 <w:rPr>
                   <w:rFonts w:ascii="Arial" w:cs="Arial" w:eastAsia="Arial" w:hAnsi="Arial"/>
@@ -15295,7 +15295,7 @@
               <w:spacing w:after="10" w:before="0"/>
               <w:ind w:left="120"/>
             </w:pPr>
-            <w:hyperlink w:history="1" r:id="rIdvtw1up8vcuip7epcynk9n">
+            <w:hyperlink w:history="1" r:id="rIdypchywe930kxju8azu4cs">
               <w:r>
                 <w:rPr>
                   <w:rFonts w:ascii="Arial" w:cs="Arial" w:eastAsia="Arial" w:hAnsi="Arial"/>
@@ -15495,7 +15495,7 @@
             <w:pPr>
               <w:spacing w:after="20" w:before="0"/>
             </w:pPr>
-            <w:hyperlink w:history="1" r:id="rId182ywnuga5exv10njufgu">
+            <w:hyperlink w:history="1" r:id="rIdij88n3o-g0j9i8-ugbble">
               <w:r>
                 <w:rPr>
                   <w:rFonts w:ascii="Arial" w:cs="Arial" w:eastAsia="Arial" w:hAnsi="Arial"/>
@@ -15528,7 +15528,7 @@
               <w:spacing w:after="10" w:before="0"/>
               <w:ind w:left="120"/>
             </w:pPr>
-            <w:hyperlink w:history="1" r:id="rIdkrns2hr_6wcmxx-v2ezjk">
+            <w:hyperlink w:history="1" r:id="rIdugcmib0g-vr4uut9ir1q_">
               <w:r>
                 <w:rPr>
                   <w:rFonts w:ascii="Arial" w:cs="Arial" w:eastAsia="Arial" w:hAnsi="Arial"/>
@@ -15573,7 +15573,7 @@
             <w:pPr>
               <w:spacing w:after="20" w:before="0"/>
             </w:pPr>
-            <w:hyperlink w:history="1" r:id="rIdwoum_fgkp722mfqwlmhka">
+            <w:hyperlink w:history="1" r:id="rIdrbbzgnylrbjzid2y6f4av">
               <w:r>
                 <w:rPr>
                   <w:rFonts w:ascii="Arial" w:cs="Arial" w:eastAsia="Arial" w:hAnsi="Arial"/>
@@ -15606,7 +15606,7 @@
               <w:spacing w:after="10" w:before="0"/>
               <w:ind w:left="120"/>
             </w:pPr>
-            <w:hyperlink w:history="1" r:id="rIdth3prcxbmjnve_2yrkjgj">
+            <w:hyperlink w:history="1" r:id="rId2dqbbpdxvavk2m4rjd7mx">
               <w:r>
                 <w:rPr>
                   <w:rFonts w:ascii="Arial" w:cs="Arial" w:eastAsia="Arial" w:hAnsi="Arial"/>
@@ -16231,7 +16231,7 @@
         </w:rPr>
         <w:t xml:space="preserve">© 2026 SeaVuria and ARES. Aligned with KICD objectives. Developed by SeaVuria; technical implementation by ARES (with AI assistance from Claude). Licensed under </w:t>
       </w:r>
-      <w:hyperlink w:history="1" r:id="rIdjivd_nhlphxcf5lri1uv-">
+      <w:hyperlink w:history="1" r:id="rIdmpc7f9jsxt6udweodr4s5">
         <w:r>
           <w:rPr>
             <w:rFonts w:ascii="Arial" w:cs="Arial" w:eastAsia="Arial" w:hAnsi="Arial"/>
@@ -16252,7 +16252,7 @@
         </w:rPr>
         <w:t xml:space="preserve"> (</w:t>
       </w:r>
-      <w:hyperlink w:history="1" r:id="rIdmxqztzdcxwt8k61mou6aq">
+      <w:hyperlink w:history="1" r:id="rIdmndhsp_k9wgujtfjy6dxj">
         <w:r>
           <w:rPr>
             <w:rFonts w:ascii="Arial" w:cs="Arial" w:eastAsia="Arial" w:hAnsi="Arial"/>
@@ -17292,7 +17292,7 @@
             <w:pPr>
               <w:spacing w:after="20" w:before="0"/>
             </w:pPr>
-            <w:hyperlink w:history="1" r:id="rIdm5za_zyjy37iwjo8j5fzl">
+            <w:hyperlink w:history="1" r:id="rIda5raj5kg2b50mrplbw_z-">
               <w:r>
                 <w:rPr>
                   <w:rFonts w:ascii="Arial" w:cs="Arial" w:eastAsia="Arial" w:hAnsi="Arial"/>
@@ -17341,7 +17341,7 @@
               <w:spacing w:after="10" w:before="0"/>
               <w:ind w:left="120"/>
             </w:pPr>
-            <w:hyperlink w:history="1" r:id="rIdrfrst608zu2bqzb5n2two">
+            <w:hyperlink w:history="1" r:id="rIdiz2bewz4vmxxn_bprufjj">
               <w:r>
                 <w:rPr>
                   <w:rFonts w:ascii="Arial" w:cs="Arial" w:eastAsia="Arial" w:hAnsi="Arial"/>
@@ -17386,7 +17386,7 @@
             <w:pPr>
               <w:spacing w:after="20" w:before="0"/>
             </w:pPr>
-            <w:hyperlink w:history="1" r:id="rIdxspk_7nybmwashthj6--k">
+            <w:hyperlink w:history="1" r:id="rIdlnaglpsbcmdx-ydcd1avb">
               <w:r>
                 <w:rPr>
                   <w:rFonts w:ascii="Arial" w:cs="Arial" w:eastAsia="Arial" w:hAnsi="Arial"/>
@@ -17435,7 +17435,7 @@
               <w:spacing w:after="10" w:before="0"/>
               <w:ind w:left="120"/>
             </w:pPr>
-            <w:hyperlink w:history="1" r:id="rIdc-xnzzppyuzahr3cfhtob">
+            <w:hyperlink w:history="1" r:id="rIdkgvdjyabbnz5ubvqow9jj">
               <w:r>
                 <w:rPr>
                   <w:rFonts w:ascii="Arial" w:cs="Arial" w:eastAsia="Arial" w:hAnsi="Arial"/>
@@ -17635,7 +17635,7 @@
             <w:pPr>
               <w:spacing w:after="20" w:before="0"/>
             </w:pPr>
-            <w:hyperlink w:history="1" r:id="rIdqz2y8meklkp7d3cd8icja">
+            <w:hyperlink w:history="1" r:id="rId3ewgar3oop3sti4jpbhvb">
               <w:r>
                 <w:rPr>
                   <w:rFonts w:ascii="Arial" w:cs="Arial" w:eastAsia="Arial" w:hAnsi="Arial"/>
@@ -17684,7 +17684,7 @@
               <w:spacing w:after="10" w:before="0"/>
               <w:ind w:left="120"/>
             </w:pPr>
-            <w:hyperlink w:history="1" r:id="rIdgzrvpacckjkc6m77j4qnw">
+            <w:hyperlink w:history="1" r:id="rIdmhnqaf_4gv4go_c4no4u-">
               <w:r>
                 <w:rPr>
                   <w:rFonts w:ascii="Arial" w:cs="Arial" w:eastAsia="Arial" w:hAnsi="Arial"/>
@@ -17729,7 +17729,7 @@
             <w:pPr>
               <w:spacing w:after="20" w:before="0"/>
             </w:pPr>
-            <w:hyperlink w:history="1" r:id="rIddm89tct6jrlfprmc4tifq">
+            <w:hyperlink w:history="1" r:id="rIdlmq73deskge5_qlxi1e3b">
               <w:r>
                 <w:rPr>
                   <w:rFonts w:ascii="Arial" w:cs="Arial" w:eastAsia="Arial" w:hAnsi="Arial"/>
@@ -17778,7 +17778,7 @@
               <w:spacing w:after="10" w:before="0"/>
               <w:ind w:left="120"/>
             </w:pPr>
-            <w:hyperlink w:history="1" r:id="rIdcbgim6hrzqzm9uqgqrjxb">
+            <w:hyperlink w:history="1" r:id="rId1yzqdyb3-ad2bwdclwpjy">
               <w:r>
                 <w:rPr>
                   <w:rFonts w:ascii="Arial" w:cs="Arial" w:eastAsia="Arial" w:hAnsi="Arial"/>
@@ -17978,7 +17978,7 @@
             <w:pPr>
               <w:spacing w:after="20" w:before="0"/>
             </w:pPr>
-            <w:hyperlink w:history="1" r:id="rIdjhn4finy0fyrmoityfaff">
+            <w:hyperlink w:history="1" r:id="rIdrb-qeqpoplrfjgxk0ianz">
               <w:r>
                 <w:rPr>
                   <w:rFonts w:ascii="Arial" w:cs="Arial" w:eastAsia="Arial" w:hAnsi="Arial"/>
@@ -18027,7 +18027,7 @@
               <w:spacing w:after="10" w:before="0"/>
               <w:ind w:left="120"/>
             </w:pPr>
-            <w:hyperlink w:history="1" r:id="rIddpeb2eyimjglgpdknisu5">
+            <w:hyperlink w:history="1" r:id="rIdqy5rwqbtyfvpnkfp9d8h7">
               <w:r>
                 <w:rPr>
                   <w:rFonts w:ascii="Arial" w:cs="Arial" w:eastAsia="Arial" w:hAnsi="Arial"/>
@@ -18072,7 +18072,7 @@
             <w:pPr>
               <w:spacing w:after="20" w:before="0"/>
             </w:pPr>
-            <w:hyperlink w:history="1" r:id="rIdaet4l7pjrkqhxbtzcls78">
+            <w:hyperlink w:history="1" r:id="rIdst8y7rnxtfeatqul_jjve">
               <w:r>
                 <w:rPr>
                   <w:rFonts w:ascii="Arial" w:cs="Arial" w:eastAsia="Arial" w:hAnsi="Arial"/>
@@ -18121,7 +18121,7 @@
               <w:spacing w:after="10" w:before="0"/>
               <w:ind w:left="120"/>
             </w:pPr>
-            <w:hyperlink w:history="1" r:id="rIdnh2atcydvcu-suruc_gvy">
+            <w:hyperlink w:history="1" r:id="rId9f4gfp7nconkh_comqjdp">
               <w:r>
                 <w:rPr>
                   <w:rFonts w:ascii="Arial" w:cs="Arial" w:eastAsia="Arial" w:hAnsi="Arial"/>
@@ -18321,7 +18321,7 @@
             <w:pPr>
               <w:spacing w:after="20" w:before="0"/>
             </w:pPr>
-            <w:hyperlink w:history="1" r:id="rIdfsznyqgbketwhzbh2vvrq">
+            <w:hyperlink w:history="1" r:id="rIdlnwkyjowk0xiv0vncm-jt">
               <w:r>
                 <w:rPr>
                   <w:rFonts w:ascii="Arial" w:cs="Arial" w:eastAsia="Arial" w:hAnsi="Arial"/>
@@ -18370,7 +18370,7 @@
               <w:spacing w:after="10" w:before="0"/>
               <w:ind w:left="120"/>
             </w:pPr>
-            <w:hyperlink w:history="1" r:id="rIdqqyx7vdfvogltvbq7j8a7">
+            <w:hyperlink w:history="1" r:id="rIdvzi46mopyakw_ihf6c9th">
               <w:r>
                 <w:rPr>
                   <w:rFonts w:ascii="Arial" w:cs="Arial" w:eastAsia="Arial" w:hAnsi="Arial"/>
@@ -18415,7 +18415,7 @@
             <w:pPr>
               <w:spacing w:after="20" w:before="0"/>
             </w:pPr>
-            <w:hyperlink w:history="1" r:id="rIddvagnvhr0b1gstubu0fxw">
+            <w:hyperlink w:history="1" r:id="rIdwpzvupjoqnwiaywcdb75y">
               <w:r>
                 <w:rPr>
                   <w:rFonts w:ascii="Arial" w:cs="Arial" w:eastAsia="Arial" w:hAnsi="Arial"/>
@@ -18464,7 +18464,7 @@
               <w:spacing w:after="10" w:before="0"/>
               <w:ind w:left="120"/>
             </w:pPr>
-            <w:hyperlink w:history="1" r:id="rId8bmmkjt7g6xce0h4stw1v">
+            <w:hyperlink w:history="1" r:id="rIdz5zox2gb_kzbntz6cori2">
               <w:r>
                 <w:rPr>
                   <w:rFonts w:ascii="Arial" w:cs="Arial" w:eastAsia="Arial" w:hAnsi="Arial"/>
@@ -18664,7 +18664,7 @@
             <w:pPr>
               <w:spacing w:after="20" w:before="0"/>
             </w:pPr>
-            <w:hyperlink w:history="1" r:id="rIdupynfki_zvaplj4g5ga-l">
+            <w:hyperlink w:history="1" r:id="rIdnnzmnjbgshyto47rrkbia">
               <w:r>
                 <w:rPr>
                   <w:rFonts w:ascii="Arial" w:cs="Arial" w:eastAsia="Arial" w:hAnsi="Arial"/>
@@ -18713,7 +18713,7 @@
               <w:spacing w:after="10" w:before="0"/>
               <w:ind w:left="120"/>
             </w:pPr>
-            <w:hyperlink w:history="1" r:id="rId_2mwvhdgzrkxnbhtoa5d5">
+            <w:hyperlink w:history="1" r:id="rIdtieigiwe2wplqa-0bywur">
               <w:r>
                 <w:rPr>
                   <w:rFonts w:ascii="Arial" w:cs="Arial" w:eastAsia="Arial" w:hAnsi="Arial"/>
@@ -18758,7 +18758,7 @@
             <w:pPr>
               <w:spacing w:after="20" w:before="0"/>
             </w:pPr>
-            <w:hyperlink w:history="1" r:id="rIdpmrhyw5pqbwebs8l--ncj">
+            <w:hyperlink w:history="1" r:id="rId3kqu3hoqhwwzlf-oyqugy">
               <w:r>
                 <w:rPr>
                   <w:rFonts w:ascii="Arial" w:cs="Arial" w:eastAsia="Arial" w:hAnsi="Arial"/>
@@ -18807,7 +18807,7 @@
               <w:spacing w:after="10" w:before="0"/>
               <w:ind w:left="120"/>
             </w:pPr>
-            <w:hyperlink w:history="1" r:id="rId5bn78tcjsweiuztmng-0l">
+            <w:hyperlink w:history="1" r:id="rId7wqrmmyoiw3cdxayxdkyb">
               <w:r>
                 <w:rPr>
                   <w:rFonts w:ascii="Arial" w:cs="Arial" w:eastAsia="Arial" w:hAnsi="Arial"/>
@@ -19452,7 +19452,7 @@
         </w:rPr>
         <w:t xml:space="preserve">© 2026 SeaVuria and ARES. Aligned with KICD objectives. Developed by SeaVuria; technical implementation by ARES (with AI assistance from Claude). Licensed under </w:t>
       </w:r>
-      <w:hyperlink w:history="1" r:id="rIdawyhaehys-84oyfhbmn2j">
+      <w:hyperlink w:history="1" r:id="rIdynjaf0spt22e_iqiu45nm">
         <w:r>
           <w:rPr>
             <w:rFonts w:ascii="Arial" w:cs="Arial" w:eastAsia="Arial" w:hAnsi="Arial"/>
@@ -19473,7 +19473,7 @@
         </w:rPr>
         <w:t xml:space="preserve"> (</w:t>
       </w:r>
-      <w:hyperlink w:history="1" r:id="rId8z4vs8bb81rcm_jdsbyoq">
+      <w:hyperlink w:history="1" r:id="rIdze3ipx1sjgyz-b4prkds3">
         <w:r>
           <w:rPr>
             <w:rFonts w:ascii="Arial" w:cs="Arial" w:eastAsia="Arial" w:hAnsi="Arial"/>
@@ -20513,7 +20513,7 @@
             <w:pPr>
               <w:spacing w:after="20" w:before="0"/>
             </w:pPr>
-            <w:hyperlink w:history="1" r:id="rIdiwccdkcicvi2p3x1jwree">
+            <w:hyperlink w:history="1" r:id="rId5qihhbsk9hekgymvdixtr">
               <w:r>
                 <w:rPr>
                   <w:rFonts w:ascii="Arial" w:cs="Arial" w:eastAsia="Arial" w:hAnsi="Arial"/>
@@ -20546,7 +20546,7 @@
               <w:spacing w:after="10" w:before="0"/>
               <w:ind w:left="120"/>
             </w:pPr>
-            <w:hyperlink w:history="1" r:id="rIdhq97cygmdc4jcbwed-ihf">
+            <w:hyperlink w:history="1" r:id="rId406p7tajc20shgusckjac">
               <w:r>
                 <w:rPr>
                   <w:rFonts w:ascii="Arial" w:cs="Arial" w:eastAsia="Arial" w:hAnsi="Arial"/>
@@ -20591,7 +20591,7 @@
             <w:pPr>
               <w:spacing w:after="20" w:before="0"/>
             </w:pPr>
-            <w:hyperlink w:history="1" r:id="rIdahu6uwy877v9ttgcjlmkd">
+            <w:hyperlink w:history="1" r:id="rIdme8lwrtfcvq3ouzl_ezva">
               <w:r>
                 <w:rPr>
                   <w:rFonts w:ascii="Arial" w:cs="Arial" w:eastAsia="Arial" w:hAnsi="Arial"/>
@@ -20624,7 +20624,7 @@
               <w:spacing w:after="10" w:before="0"/>
               <w:ind w:left="120"/>
             </w:pPr>
-            <w:hyperlink w:history="1" r:id="rIdnf5_o3fepxoytyflhp2dx">
+            <w:hyperlink w:history="1" r:id="rIdqba40a-f4zni3zchj5uw4">
               <w:r>
                 <w:rPr>
                   <w:rFonts w:ascii="Arial" w:cs="Arial" w:eastAsia="Arial" w:hAnsi="Arial"/>
@@ -20824,7 +20824,7 @@
             <w:pPr>
               <w:spacing w:after="20" w:before="0"/>
             </w:pPr>
-            <w:hyperlink w:history="1" r:id="rIdtcericbvylb72rnjmsf3z">
+            <w:hyperlink w:history="1" r:id="rIdmln3leqor1mhbyz3rjrtt">
               <w:r>
                 <w:rPr>
                   <w:rFonts w:ascii="Arial" w:cs="Arial" w:eastAsia="Arial" w:hAnsi="Arial"/>
@@ -20857,7 +20857,7 @@
               <w:spacing w:after="10" w:before="0"/>
               <w:ind w:left="120"/>
             </w:pPr>
-            <w:hyperlink w:history="1" r:id="rIdvjcz48mjwi5-arlpv5pct">
+            <w:hyperlink w:history="1" r:id="rIdldk2iilttqtl4ohpkwwrx">
               <w:r>
                 <w:rPr>
                   <w:rFonts w:ascii="Arial" w:cs="Arial" w:eastAsia="Arial" w:hAnsi="Arial"/>
@@ -20902,7 +20902,7 @@
             <w:pPr>
               <w:spacing w:after="20" w:before="0"/>
             </w:pPr>
-            <w:hyperlink w:history="1" r:id="rIdokq6ilyxz_iqkseorobjx">
+            <w:hyperlink w:history="1" r:id="rIdibz0bxuy5dkeargcm8ta_">
               <w:r>
                 <w:rPr>
                   <w:rFonts w:ascii="Arial" w:cs="Arial" w:eastAsia="Arial" w:hAnsi="Arial"/>
@@ -20935,7 +20935,7 @@
               <w:spacing w:after="10" w:before="0"/>
               <w:ind w:left="120"/>
             </w:pPr>
-            <w:hyperlink w:history="1" r:id="rIdixftdxs0elmfrv1g6mlbq">
+            <w:hyperlink w:history="1" r:id="rIdp2pq2ugmwxnonre5cvmn7">
               <w:r>
                 <w:rPr>
                   <w:rFonts w:ascii="Arial" w:cs="Arial" w:eastAsia="Arial" w:hAnsi="Arial"/>
@@ -21135,7 +21135,7 @@
             <w:pPr>
               <w:spacing w:after="20" w:before="0"/>
             </w:pPr>
-            <w:hyperlink w:history="1" r:id="rId8eqsbwgi34jqgwt6llxem">
+            <w:hyperlink w:history="1" r:id="rIdxtx-ft5nz8i7v5ue6xarb">
               <w:r>
                 <w:rPr>
                   <w:rFonts w:ascii="Arial" w:cs="Arial" w:eastAsia="Arial" w:hAnsi="Arial"/>
@@ -21184,7 +21184,7 @@
               <w:spacing w:after="10" w:before="0"/>
               <w:ind w:left="120"/>
             </w:pPr>
-            <w:hyperlink w:history="1" r:id="rIdbptarhfdwjzaeovq0eew-">
+            <w:hyperlink w:history="1" r:id="rIdkmkmdqilwxfj9becrye7p">
               <w:r>
                 <w:rPr>
                   <w:rFonts w:ascii="Arial" w:cs="Arial" w:eastAsia="Arial" w:hAnsi="Arial"/>
@@ -21229,7 +21229,7 @@
             <w:pPr>
               <w:spacing w:after="20" w:before="0"/>
             </w:pPr>
-            <w:hyperlink w:history="1" r:id="rIdakyvvhf02nm_-bkptmlua">
+            <w:hyperlink w:history="1" r:id="rIdld0f8vu7owpc2keodxmvo">
               <w:r>
                 <w:rPr>
                   <w:rFonts w:ascii="Arial" w:cs="Arial" w:eastAsia="Arial" w:hAnsi="Arial"/>
@@ -21278,7 +21278,7 @@
               <w:spacing w:after="10" w:before="0"/>
               <w:ind w:left="120"/>
             </w:pPr>
-            <w:hyperlink w:history="1" r:id="rIdonapgmog84vxkxg-zkykb">
+            <w:hyperlink w:history="1" r:id="rIdvpsahlhbh7b1fffly7fja">
               <w:r>
                 <w:rPr>
                   <w:rFonts w:ascii="Arial" w:cs="Arial" w:eastAsia="Arial" w:hAnsi="Arial"/>
@@ -21478,7 +21478,7 @@
             <w:pPr>
               <w:spacing w:after="20" w:before="0"/>
             </w:pPr>
-            <w:hyperlink w:history="1" r:id="rIdccbbafcntmdnrhvht1q1d">
+            <w:hyperlink w:history="1" r:id="rIdbc0jx94zgiai4dfrwfklm">
               <w:r>
                 <w:rPr>
                   <w:rFonts w:ascii="Arial" w:cs="Arial" w:eastAsia="Arial" w:hAnsi="Arial"/>
@@ -21527,7 +21527,7 @@
               <w:spacing w:after="10" w:before="0"/>
               <w:ind w:left="120"/>
             </w:pPr>
-            <w:hyperlink w:history="1" r:id="rIdep0pvacpipwmtfupgsuno">
+            <w:hyperlink w:history="1" r:id="rIdmm5i_0v7_ixh33jpdryrq">
               <w:r>
                 <w:rPr>
                   <w:rFonts w:ascii="Arial" w:cs="Arial" w:eastAsia="Arial" w:hAnsi="Arial"/>
@@ -21572,7 +21572,7 @@
             <w:pPr>
               <w:spacing w:after="20" w:before="0"/>
             </w:pPr>
-            <w:hyperlink w:history="1" r:id="rIdtpiwfjkvapxij2wud3abg">
+            <w:hyperlink w:history="1" r:id="rId6wwffpcsuhk8efsp9pddz">
               <w:r>
                 <w:rPr>
                   <w:rFonts w:ascii="Arial" w:cs="Arial" w:eastAsia="Arial" w:hAnsi="Arial"/>
@@ -21605,7 +21605,7 @@
               <w:spacing w:after="10" w:before="0"/>
               <w:ind w:left="120"/>
             </w:pPr>
-            <w:hyperlink w:history="1" r:id="rIdluixtzxtasfyioraeroma">
+            <w:hyperlink w:history="1" r:id="rIdpsgml5lajo-mmrinkw6he">
               <w:r>
                 <w:rPr>
                   <w:rFonts w:ascii="Arial" w:cs="Arial" w:eastAsia="Arial" w:hAnsi="Arial"/>
@@ -21805,7 +21805,7 @@
             <w:pPr>
               <w:spacing w:after="20" w:before="0"/>
             </w:pPr>
-            <w:hyperlink w:history="1" r:id="rIda8gl4grwgj0kx6y9jocj5">
+            <w:hyperlink w:history="1" r:id="rIdqgj30m_kkqv_lj8ddedcb">
               <w:r>
                 <w:rPr>
                   <w:rFonts w:ascii="Arial" w:cs="Arial" w:eastAsia="Arial" w:hAnsi="Arial"/>
@@ -21854,7 +21854,7 @@
               <w:spacing w:after="10" w:before="0"/>
               <w:ind w:left="120"/>
             </w:pPr>
-            <w:hyperlink w:history="1" r:id="rIda7yohmlryz4qg3ijbh1ni">
+            <w:hyperlink w:history="1" r:id="rIde12sksjma20qn-1skwu3u">
               <w:r>
                 <w:rPr>
                   <w:rFonts w:ascii="Arial" w:cs="Arial" w:eastAsia="Arial" w:hAnsi="Arial"/>
@@ -21899,7 +21899,7 @@
             <w:pPr>
               <w:spacing w:after="20" w:before="0"/>
             </w:pPr>
-            <w:hyperlink w:history="1" r:id="rIdgrcuadp0wctr4ykilnivf">
+            <w:hyperlink w:history="1" r:id="rIdtwwqwbc0bzcimdovnrt2p">
               <w:r>
                 <w:rPr>
                   <w:rFonts w:ascii="Arial" w:cs="Arial" w:eastAsia="Arial" w:hAnsi="Arial"/>
@@ -21932,7 +21932,7 @@
               <w:spacing w:after="10" w:before="0"/>
               <w:ind w:left="120"/>
             </w:pPr>
-            <w:hyperlink w:history="1" r:id="rIdkndkbqx1wwmerbp3coo2b">
+            <w:hyperlink w:history="1" r:id="rId3uzxmhdrd0ikeen5cz5t7">
               <w:r>
                 <w:rPr>
                   <w:rFonts w:ascii="Arial" w:cs="Arial" w:eastAsia="Arial" w:hAnsi="Arial"/>
@@ -22697,7 +22697,7 @@
         </w:rPr>
         <w:t xml:space="preserve">© 2026 SeaVuria and ARES. Aligned with KICD objectives. Developed by SeaVuria; technical implementation by ARES (with AI assistance from Claude). Licensed under </w:t>
       </w:r>
-      <w:hyperlink w:history="1" r:id="rIdmu13d5yxtqkfhzo-9sgsm">
+      <w:hyperlink w:history="1" r:id="rIddshhvcuonwucjv22lu6iw">
         <w:r>
           <w:rPr>
             <w:rFonts w:ascii="Arial" w:cs="Arial" w:eastAsia="Arial" w:hAnsi="Arial"/>
@@ -22718,7 +22718,7 @@
         </w:rPr>
         <w:t xml:space="preserve"> (</w:t>
       </w:r>
-      <w:hyperlink w:history="1" r:id="rIdqybp7bh77zqbteog8acnv">
+      <w:hyperlink w:history="1" r:id="rIdtdgmwxwk93v1z25yub1yw">
         <w:r>
           <w:rPr>
             <w:rFonts w:ascii="Arial" w:cs="Arial" w:eastAsia="Arial" w:hAnsi="Arial"/>
